--- a/manuscript/submission_ready/01_Cover_Letter_Beilstein.docx
+++ b/manuscript/submission_ready/01_Cover_Letter_Beilstein.docx
@@ -83,7 +83,7 @@
     </w:p>
     <w:p>
       <w:r>
-        <w:t>In this study, we present an integrated quantum chemical (DFTB3-D4), physical molecular docking (AutoDock Vina v1.2.7 against PDB ID: 4UND), and Explainable Artificial Intelligence (XAI) QSAR framework evaluating pristine Boron Nitride nanocages (B36N36) and carboxylated derivatives (B36N36-COOH) as non-carbonaceous, biocompatible drug delivery nanovehicles across 42 anti-TNBC therapeutics.</w:t>
+        <w:t>In this study, we present an integrated GFN2-xTB quantum-chemical, physical molecular docking (AutoDock Vina v1.2.7), and explainable QSAR/QSPR framework evaluating the pristine inorganic boron nitride nanocage B36N36 as a non-carbonaceous drug-delivery scaffold for 33 anti-TNBC therapeutics. A carboxylated B36N36-COOH derivative is discussed only as future work, since no real structural or quantum data for it exist in this study.</w:t>
       </w:r>
     </w:p>
     <w:p>
@@ -91,7 +91,7 @@
         <w:rPr>
           <w:b/>
         </w:rPr>
-        <w:t>Key Highlights of our Investigation:</w:t>
+        <w:t>Key points, all traceable to the deposited pipeline:</w:t>
       </w:r>
     </w:p>
     <w:p>
@@ -100,7 +100,7 @@
         <w:ind w:left="432"/>
       </w:pPr>
       <w:r>
-        <w:t>1. 100% Real Physical Docking: Official AutoDock Vina v1.2.7 simulations on the crystallographic human PARP1 domain (PDB 4UND) confirmed strong target affinities and macromolecular stabilization upon nanocage complexation (-7.22 to -12.13 kcal/mol).</w:t>
+        <w:t>1. GFN2-xTB single-point interaction energies for all 33 therapeutics on the B36N36 cage were computed from the xtb pipeline; frontier-orbital and conceptual-DFT indices are taken directly from the output, not from an empirical formula.</w:t>
       </w:r>
     </w:p>
     <w:p>
@@ -109,7 +109,7 @@
         <w:ind w:left="432"/>
       </w:pPr>
       <w:r>
-        <w:t>2. Non-Carbonaceous Biocompatibility: Demonstrating the unique advantages of B36N36 polar lattices over classic fullerenes (C60) in terms of enhanced dispersion and lack of pro-oxidant ROS cytotoxicity.</w:t>
+        <w:t>2. Redocking against the human PARP1 crystal structure (PDB ID: 4UND) did NOT reproduce the native ligand pose (heavy-atom RMSD &gt; 4 Å); the reported Vina scores are therefore treated as exploratory and are not used as a quantitative endpoint.</w:t>
       </w:r>
     </w:p>
     <w:p>
@@ -118,7 +118,7 @@
         <w:ind w:left="432"/>
       </w:pPr>
       <w:r>
-        <w:t>3. Machine Learning &amp; Explainable AI (SHAP): High predictive performance (MAPE = 5.05%–6.90%, R2 &gt; 0.86) with game-theoretic SHAP feature rankings revealing the critical governing role of adsorption energy (ΔE_ads), aromaticity, and electronic chemical potential (μ).</w:t>
+        <w:t>3. The surrogate model was evaluated with a leak-free nested 5x5 cross-validation on the real interaction energies. Predictive performance is low (Q2_CV near zero); the model and its feature-importance ranking are presented as an exploratory, honest baseline rather than a validated predictor.</w:t>
       </w:r>
     </w:p>
     <w:p>
@@ -127,7 +127,7 @@
         <w:ind w:left="432"/>
       </w:pPr>
       <w:r>
-        <w:t>4. OECD Compliance: Comprehensive domain-of-applicability validation via Williams leverage plots ensuring 100% compliance with OECD Principle 3.</w:t>
+        <w:t>4. OECD Principle 3 applicability domain was assessed by Williams leverage on the real descriptor matrix (30/33 compounds inside the domain).</w:t>
       </w:r>
     </w:p>
     <w:p>
@@ -136,7 +136,7 @@
         <w:ind w:left="432"/>
       </w:pPr>
       <w:r>
-        <w:t>5. Complete Reproducibility: Fully automated, open-source computational pipeline with complete dataset tables and 300+ DPI visualizations.</w:t>
+        <w:t>5. Fully automated open-source pipeline with the complete real dataset and 300 DPI figures (Zenodo 10.5281/zenodo.22187873).</w:t>
       </w:r>
     </w:p>
     <w:p>
